--- a/Especializacion/Evaluaciones/2026-2/Fichas de evaluacion/11 - G-011 - Intranet CDS para atencion al cliente/2 - Hoja de respuestas.docx
+++ b/Especializacion/Evaluaciones/2026-2/Fichas de evaluacion/11 - G-011 - Intranet CDS para atencion al cliente/2 - Hoja de respuestas.docx
@@ -250,7 +250,7 @@
           <w:color w:val="2B2B2B"/>
           <w:sz w:val="22"/>
         </w:rPr>
-        <w:t xml:space="preserve"> ________________________</w:t>
+        <w:t xml:space="preserve"> _________________</w:t>
       </w:r>
     </w:p>
     <w:p>
@@ -284,7 +284,7 @@
           <w:color w:val="2B2B2B"/>
           <w:sz w:val="22"/>
         </w:rPr>
-        <w:t>Flor Ángela Hernández González: ______________________________________________________</w:t>
+        <w:t>Flor Ángela Hernández González: ________________________________________________________</w:t>
       </w:r>
     </w:p>
     <w:p>
@@ -374,327 +374,9 @@
           <w:color w:val="007433"/>
           <w:sz w:val="32"/>
         </w:rPr>
-        <w:t>A · MIENTRAS EXPONEN — marcar, no redactar</w:t>
+        <w:t>A · MIENTRAS EXPONEN — marcar ✓ ~ ✗ y escribir en la línea</w:t>
       </w:r>
     </w:p>
-    <w:tbl>
-      <w:tblPr>
-        <w:tblStyle w:val="TableGrid"/>
-        <w:tblW w:type="auto" w:w="0"/>
-        <w:tblLook w:firstColumn="1" w:firstRow="1" w:lastColumn="0" w:lastRow="0" w:noHBand="0" w:noVBand="1" w:val="04A0"/>
-      </w:tblPr>
-      <w:tblGrid>
-        <w:gridCol w:w="3264"/>
-        <w:gridCol w:w="3264"/>
-        <w:gridCol w:w="3264"/>
-      </w:tblGrid>
-      <w:tr>
-        <w:tc>
-          <w:tcPr>
-            <w:tcW w:type="dxa" w:w="3264"/>
-            <w:shd w:val="clear" w:fill="0C2340"/>
-            <w:shd w:val="clear" w:fill="0C2340"/>
-          </w:tcPr>
-          <w:p>
-            <w:r>
-              <w:rPr>
-                <w:rFonts w:ascii="Calibri" w:hAnsi="Calibri"/>
-                <w:b/>
-                <w:color w:val="FFFFFF"/>
-              </w:rPr>
-            </w:r>
-            <w:r>
-              <w:rPr>
-                <w:rFonts w:ascii="Calibri" w:hAnsi="Calibri"/>
-                <w:b/>
-                <w:color w:val="FFFFFF"/>
-                <w:sz w:val="21"/>
-              </w:rPr>
-              <w:t>Bloque (min esperados)</w:t>
-            </w:r>
-          </w:p>
-        </w:tc>
-        <w:tc>
-          <w:tcPr>
-            <w:tcW w:type="dxa" w:w="3264"/>
-            <w:shd w:val="clear" w:fill="0C2340"/>
-            <w:shd w:val="clear" w:fill="0C2340"/>
-          </w:tcPr>
-          <w:p>
-            <w:r>
-              <w:rPr>
-                <w:rFonts w:ascii="Calibri" w:hAnsi="Calibri"/>
-                <w:b/>
-                <w:color w:val="FFFFFF"/>
-              </w:rPr>
-            </w:r>
-            <w:r>
-              <w:rPr>
-                <w:rFonts w:ascii="Calibri" w:hAnsi="Calibri"/>
-                <w:b/>
-                <w:color w:val="FFFFFF"/>
-                <w:sz w:val="21"/>
-              </w:rPr>
-              <w:t>✓ ~ ✗</w:t>
-            </w:r>
-          </w:p>
-        </w:tc>
-        <w:tc>
-          <w:tcPr>
-            <w:tcW w:type="dxa" w:w="3264"/>
-            <w:shd w:val="clear" w:fill="0C2340"/>
-            <w:shd w:val="clear" w:fill="0C2340"/>
-          </w:tcPr>
-          <w:p>
-            <w:r>
-              <w:rPr>
-                <w:rFonts w:ascii="Calibri" w:hAnsi="Calibri"/>
-                <w:b/>
-                <w:color w:val="FFFFFF"/>
-              </w:rPr>
-            </w:r>
-            <w:r>
-              <w:rPr>
-                <w:rFonts w:ascii="Calibri" w:hAnsi="Calibri"/>
-                <w:b/>
-                <w:color w:val="FFFFFF"/>
-                <w:sz w:val="21"/>
-              </w:rPr>
-              <w:t>Una línea</w:t>
-            </w:r>
-          </w:p>
-        </w:tc>
-      </w:tr>
-      <w:tr>
-        <w:tc>
-          <w:tcPr>
-            <w:tcW w:type="dxa" w:w="3264"/>
-          </w:tcPr>
-          <w:p>
-            <w:r/>
-            <w:r>
-              <w:rPr>
-                <w:rFonts w:ascii="Calibri" w:hAnsi="Calibri"/>
-                <w:b w:val="0"/>
-                <w:color w:val="2B2B2B"/>
-                <w:sz w:val="20"/>
-              </w:rPr>
-              <w:t>Problema y pregunta (2 min)</w:t>
-            </w:r>
-          </w:p>
-        </w:tc>
-        <w:tc>
-          <w:tcPr>
-            <w:tcW w:type="dxa" w:w="3264"/>
-          </w:tcPr>
-          <w:p>
-            <w:r/>
-          </w:p>
-        </w:tc>
-        <w:tc>
-          <w:tcPr>
-            <w:tcW w:type="dxa" w:w="3264"/>
-          </w:tcPr>
-          <w:p>
-            <w:r/>
-          </w:p>
-        </w:tc>
-      </w:tr>
-      <w:tr>
-        <w:tc>
-          <w:tcPr>
-            <w:tcW w:type="dxa" w:w="3264"/>
-            <w:shd w:val="clear" w:fill="F5F7F5"/>
-            <w:shd w:val="clear" w:fill="F5F7F5"/>
-          </w:tcPr>
-          <w:p>
-            <w:r/>
-            <w:r>
-              <w:rPr>
-                <w:rFonts w:ascii="Calibri" w:hAnsi="Calibri"/>
-                <w:b w:val="0"/>
-                <w:color w:val="2B2B2B"/>
-                <w:sz w:val="20"/>
-              </w:rPr>
-              <w:t>Objetivos (1 min)</w:t>
-            </w:r>
-          </w:p>
-        </w:tc>
-        <w:tc>
-          <w:tcPr>
-            <w:tcW w:type="dxa" w:w="3264"/>
-            <w:shd w:val="clear" w:fill="F5F7F5"/>
-            <w:shd w:val="clear" w:fill="F5F7F5"/>
-          </w:tcPr>
-          <w:p>
-            <w:r/>
-          </w:p>
-        </w:tc>
-        <w:tc>
-          <w:tcPr>
-            <w:tcW w:type="dxa" w:w="3264"/>
-            <w:shd w:val="clear" w:fill="F5F7F5"/>
-            <w:shd w:val="clear" w:fill="F5F7F5"/>
-          </w:tcPr>
-          <w:p>
-            <w:r/>
-          </w:p>
-        </w:tc>
-      </w:tr>
-      <w:tr>
-        <w:tc>
-          <w:tcPr>
-            <w:tcW w:type="dxa" w:w="3264"/>
-          </w:tcPr>
-          <w:p>
-            <w:r/>
-            <w:r>
-              <w:rPr>
-                <w:rFonts w:ascii="Calibri" w:hAnsi="Calibri"/>
-                <w:b w:val="0"/>
-                <w:color w:val="2B2B2B"/>
-                <w:sz w:val="20"/>
-              </w:rPr>
-              <w:t>Método (2-3 min)</w:t>
-            </w:r>
-          </w:p>
-        </w:tc>
-        <w:tc>
-          <w:tcPr>
-            <w:tcW w:type="dxa" w:w="3264"/>
-          </w:tcPr>
-          <w:p>
-            <w:r/>
-          </w:p>
-        </w:tc>
-        <w:tc>
-          <w:tcPr>
-            <w:tcW w:type="dxa" w:w="3264"/>
-          </w:tcPr>
-          <w:p>
-            <w:r/>
-          </w:p>
-        </w:tc>
-      </w:tr>
-      <w:tr>
-        <w:tc>
-          <w:tcPr>
-            <w:tcW w:type="dxa" w:w="3264"/>
-            <w:shd w:val="clear" w:fill="F5F7F5"/>
-            <w:shd w:val="clear" w:fill="F5F7F5"/>
-          </w:tcPr>
-          <w:p>
-            <w:r/>
-            <w:r>
-              <w:rPr>
-                <w:rFonts w:ascii="Calibri" w:hAnsi="Calibri"/>
-                <w:b w:val="0"/>
-                <w:color w:val="2B2B2B"/>
-                <w:sz w:val="20"/>
-              </w:rPr>
-              <w:t>Resultados (3 min)</w:t>
-            </w:r>
-          </w:p>
-        </w:tc>
-        <w:tc>
-          <w:tcPr>
-            <w:tcW w:type="dxa" w:w="3264"/>
-            <w:shd w:val="clear" w:fill="F5F7F5"/>
-            <w:shd w:val="clear" w:fill="F5F7F5"/>
-          </w:tcPr>
-          <w:p>
-            <w:r/>
-          </w:p>
-        </w:tc>
-        <w:tc>
-          <w:tcPr>
-            <w:tcW w:type="dxa" w:w="3264"/>
-            <w:shd w:val="clear" w:fill="F5F7F5"/>
-            <w:shd w:val="clear" w:fill="F5F7F5"/>
-          </w:tcPr>
-          <w:p>
-            <w:r/>
-          </w:p>
-        </w:tc>
-      </w:tr>
-      <w:tr>
-        <w:tc>
-          <w:tcPr>
-            <w:tcW w:type="dxa" w:w="3264"/>
-          </w:tcPr>
-          <w:p>
-            <w:r/>
-            <w:r>
-              <w:rPr>
-                <w:rFonts w:ascii="Calibri" w:hAnsi="Calibri"/>
-                <w:b w:val="0"/>
-                <w:color w:val="2B2B2B"/>
-                <w:sz w:val="20"/>
-              </w:rPr>
-              <w:t>Discusión y conclusión (2-3 min)</w:t>
-            </w:r>
-          </w:p>
-        </w:tc>
-        <w:tc>
-          <w:tcPr>
-            <w:tcW w:type="dxa" w:w="3264"/>
-          </w:tcPr>
-          <w:p>
-            <w:r/>
-          </w:p>
-        </w:tc>
-        <w:tc>
-          <w:tcPr>
-            <w:tcW w:type="dxa" w:w="3264"/>
-          </w:tcPr>
-          <w:p>
-            <w:r/>
-          </w:p>
-        </w:tc>
-      </w:tr>
-      <w:tr>
-        <w:tc>
-          <w:tcPr>
-            <w:tcW w:type="dxa" w:w="3264"/>
-            <w:shd w:val="clear" w:fill="F5F7F5"/>
-            <w:shd w:val="clear" w:fill="F5F7F5"/>
-          </w:tcPr>
-          <w:p>
-            <w:r/>
-            <w:r>
-              <w:rPr>
-                <w:rFonts w:ascii="Calibri" w:hAnsi="Calibri"/>
-                <w:b w:val="0"/>
-                <w:color w:val="2B2B2B"/>
-                <w:sz w:val="20"/>
-              </w:rPr>
-              <w:t>Aporte y cierre (1 min)</w:t>
-            </w:r>
-          </w:p>
-        </w:tc>
-        <w:tc>
-          <w:tcPr>
-            <w:tcW w:type="dxa" w:w="3264"/>
-            <w:shd w:val="clear" w:fill="F5F7F5"/>
-            <w:shd w:val="clear" w:fill="F5F7F5"/>
-          </w:tcPr>
-          <w:p>
-            <w:r/>
-          </w:p>
-        </w:tc>
-        <w:tc>
-          <w:tcPr>
-            <w:tcW w:type="dxa" w:w="3264"/>
-            <w:shd w:val="clear" w:fill="F5F7F5"/>
-            <w:shd w:val="clear" w:fill="F5F7F5"/>
-          </w:tcPr>
-          <w:p>
-            <w:r/>
-          </w:p>
-        </w:tc>
-      </w:tr>
-    </w:tbl>
-    <w:p/>
     <w:p>
       <w:r>
         <w:rPr>
@@ -757,6 +439,216 @@
       </w:r>
     </w:p>
     <w:p>
+      <w:r>
+        <w:rPr>
+          <w:rFonts w:ascii="Calibri" w:hAnsi="Calibri"/>
+          <w:b/>
+          <w:color w:val="2B2B2B"/>
+          <w:sz w:val="22"/>
+        </w:rPr>
+        <w:t>Problema y pregunta (2 min)</w:t>
+      </w:r>
+      <w:r>
+        <w:rPr>
+          <w:rFonts w:ascii="Calibri" w:hAnsi="Calibri"/>
+          <w:b w:val="0"/>
+          <w:color w:val="2B2B2B"/>
+          <w:sz w:val="22"/>
+        </w:rPr>
+        <w:t xml:space="preserve"> ✓ ~ ✗ · __________________________________________________________</w:t>
+      </w:r>
+    </w:p>
+    <w:p>
+      <w:r>
+        <w:rPr>
+          <w:rFonts w:ascii="Calibri" w:hAnsi="Calibri"/>
+          <w:b/>
+          <w:color w:val="2B2B2B"/>
+          <w:sz w:val="22"/>
+        </w:rPr>
+        <w:t>Objetivos (1 min)</w:t>
+      </w:r>
+      <w:r>
+        <w:rPr>
+          <w:rFonts w:ascii="Calibri" w:hAnsi="Calibri"/>
+          <w:b w:val="0"/>
+          <w:color w:val="2B2B2B"/>
+          <w:sz w:val="22"/>
+        </w:rPr>
+        <w:t xml:space="preserve"> ✓ ~ ✗ · ___________________________________________________________________</w:t>
+      </w:r>
+    </w:p>
+    <w:p>
+      <w:r>
+        <w:rPr>
+          <w:rFonts w:ascii="Calibri" w:hAnsi="Calibri"/>
+          <w:b/>
+          <w:color w:val="2B2B2B"/>
+          <w:sz w:val="22"/>
+        </w:rPr>
+        <w:t>Método (2-3 min)</w:t>
+      </w:r>
+      <w:r>
+        <w:rPr>
+          <w:rFonts w:ascii="Calibri" w:hAnsi="Calibri"/>
+          <w:b w:val="0"/>
+          <w:color w:val="2B2B2B"/>
+          <w:sz w:val="22"/>
+        </w:rPr>
+        <w:t xml:space="preserve"> ✓ ~ ✗ · ___________________________________________________________________</w:t>
+      </w:r>
+    </w:p>
+    <w:p>
+      <w:r>
+        <w:rPr>
+          <w:rFonts w:ascii="Calibri" w:hAnsi="Calibri"/>
+          <w:b/>
+          <w:color w:val="2B2B2B"/>
+          <w:sz w:val="22"/>
+        </w:rPr>
+        <w:t>Resultados (3 min)</w:t>
+      </w:r>
+      <w:r>
+        <w:rPr>
+          <w:rFonts w:ascii="Calibri" w:hAnsi="Calibri"/>
+          <w:b w:val="0"/>
+          <w:color w:val="2B2B2B"/>
+          <w:sz w:val="22"/>
+        </w:rPr>
+        <w:t xml:space="preserve"> ✓ ~ ✗ · __________________________________________________________________</w:t>
+      </w:r>
+    </w:p>
+    <w:p>
+      <w:r>
+        <w:rPr>
+          <w:rFonts w:ascii="Calibri" w:hAnsi="Calibri"/>
+          <w:b/>
+          <w:color w:val="2B2B2B"/>
+          <w:sz w:val="22"/>
+        </w:rPr>
+        <w:t>Discusión y conclusión (2-3 min)</w:t>
+      </w:r>
+      <w:r>
+        <w:rPr>
+          <w:rFonts w:ascii="Calibri" w:hAnsi="Calibri"/>
+          <w:b w:val="0"/>
+          <w:color w:val="2B2B2B"/>
+          <w:sz w:val="22"/>
+        </w:rPr>
+        <w:t xml:space="preserve"> ✓ ~ ✗ · _______________________________________________________</w:t>
+      </w:r>
+    </w:p>
+    <w:p>
+      <w:r>
+        <w:rPr>
+          <w:rFonts w:ascii="Calibri" w:hAnsi="Calibri"/>
+          <w:b/>
+          <w:color w:val="2B2B2B"/>
+          <w:sz w:val="22"/>
+        </w:rPr>
+        <w:t>Aporte y cierre (1 min)</w:t>
+      </w:r>
+      <w:r>
+        <w:rPr>
+          <w:rFonts w:ascii="Calibri" w:hAnsi="Calibri"/>
+          <w:b w:val="0"/>
+          <w:color w:val="2B2B2B"/>
+          <w:sz w:val="22"/>
+        </w:rPr>
+        <w:t xml:space="preserve"> ✓ ~ ✗ · _______________________________________________________________</w:t>
+      </w:r>
+    </w:p>
+    <w:p>
+      <w:r>
+        <w:rPr>
+          <w:rFonts w:ascii="Calibri" w:hAnsi="Calibri"/>
+          <w:b/>
+          <w:color w:val="2B2B2B"/>
+          <w:sz w:val="22"/>
+        </w:rPr>
+        <w:t>REQUISITOS PARA 4,6+ — marcarlos aquí, cuando ocurran</w:t>
+      </w:r>
+      <w:r>
+        <w:rPr>
+          <w:rFonts w:ascii="Calibri" w:hAnsi="Calibri"/>
+          <w:b w:val="0"/>
+          <w:color w:val="2B2B2B"/>
+          <w:sz w:val="22"/>
+        </w:rPr>
+        <w:t xml:space="preserve"> (§7 de la ficha; se cumplen durante la exposición, no al final)</w:t>
+      </w:r>
+    </w:p>
+    <w:p>
+      <w:pPr>
+        <w:pStyle w:val="ListBullet"/>
+      </w:pPr>
+      <w:r>
+        <w:rPr>
+          <w:rFonts w:ascii="Calibri" w:hAnsi="Calibri"/>
+          <w:b w:val="0"/>
+          <w:color w:val="2B2B2B"/>
+          <w:sz w:val="22"/>
+        </w:rPr>
+        <w:t>[ ] Ver la intranet funcionando o evidencia fechada</w:t>
+      </w:r>
+    </w:p>
+    <w:p>
+      <w:pPr>
+        <w:pStyle w:val="ListBullet"/>
+      </w:pPr>
+      <w:r>
+        <w:rPr>
+          <w:rFonts w:ascii="Calibri" w:hAnsi="Calibri"/>
+          <w:b w:val="0"/>
+          <w:color w:val="2B2B2B"/>
+          <w:sz w:val="22"/>
+        </w:rPr>
+        <w:t>[ ] Un indicador con línea base y medición posterior</w:t>
+      </w:r>
+    </w:p>
+    <w:p>
+      <w:pPr>
+        <w:pStyle w:val="ListBullet"/>
+      </w:pPr>
+      <w:r>
+        <w:rPr>
+          <w:rFonts w:ascii="Calibri" w:hAnsi="Calibri"/>
+          <w:b w:val="0"/>
+          <w:color w:val="2B2B2B"/>
+          <w:sz w:val="22"/>
+        </w:rPr>
+        <w:t>[ ] Respuesta solvente sobre aval y datos personales</w:t>
+      </w:r>
+    </w:p>
+    <w:p>
+      <w:pPr>
+        <w:pStyle w:val="ListBullet"/>
+      </w:pPr>
+      <w:r>
+        <w:rPr>
+          <w:rFonts w:ascii="Calibri" w:hAnsi="Calibri"/>
+          <w:b w:val="0"/>
+          <w:color w:val="2B2B2B"/>
+          <w:sz w:val="22"/>
+        </w:rPr>
+        <w:t>[ ] Enunciar objetivos y cerrar cada uno con un resultado</w:t>
+      </w:r>
+    </w:p>
+    <w:p>
+      <w:pPr>
+        <w:pStyle w:val="ListBullet"/>
+      </w:pPr>
+      <w:r>
+        <w:rPr>
+          <w:rFonts w:ascii="Calibri" w:hAnsi="Calibri"/>
+          <w:b w:val="0"/>
+          <w:color w:val="2B2B2B"/>
+          <w:sz w:val="22"/>
+        </w:rPr>
+        <w:t>[ ] Declarar sus límites sin que se los pregunten</w:t>
+      </w:r>
+    </w:p>
+    <w:p>
       <w:pPr>
         <w:spacing w:before="200" w:after="60"/>
       </w:pPr>
@@ -768,6 +660,22 @@
           <w:sz w:val="32"/>
         </w:rPr>
         <w:t>B · CONDICIONALES (§6 de la ficha) — marcar oyendo; cada marca elige la pregunta</w:t>
+      </w:r>
+    </w:p>
+    <w:p>
+      <w:pPr>
+        <w:ind w:left="432"/>
+        <w:shd w:val="clear" w:fill="E8F5EC"/>
+      </w:pPr>
+      <w:r>
+        <w:rPr>
+          <w:rFonts w:ascii="Calibri" w:hAnsi="Calibri"/>
+          <w:b w:val="0"/>
+          <w:i/>
+          <w:color w:val="2B2B2B"/>
+          <w:sz w:val="21"/>
+        </w:rPr>
+        <w:t>Lo que va entre « » se lee tal cual. La página en negrita es la que sostiene la pregunta: si la respuesta la contradice, se anota abajo con esa página.</w:t>
       </w:r>
     </w:p>
     <w:p>
@@ -786,6 +694,20 @@
     </w:p>
     <w:p>
       <w:pPr>
+        <w:pStyle w:val="ListBullet2"/>
+      </w:pPr>
+      <w:r>
+        <w:rPr>
+          <w:rFonts w:ascii="Calibri" w:hAnsi="Calibri"/>
+          <w:b w:val="0"/>
+          <w:color w:val="2B2B2B"/>
+          <w:sz w:val="22"/>
+        </w:rPr>
+        <w:t>Preguntar así: «¿Puede mostrarnos ahora la intranet, o describirnos la pantalla que usa el operador cuando llega una base nueva?»</w:t>
+      </w:r>
+    </w:p>
+    <w:p>
+      <w:pPr>
         <w:pStyle w:val="ListBullet"/>
       </w:pPr>
       <w:r>
@@ -800,6 +722,20 @@
     </w:p>
     <w:p>
       <w:pPr>
+        <w:pStyle w:val="ListBullet2"/>
+      </w:pPr>
+      <w:r>
+        <w:rPr>
+          <w:rFonts w:ascii="Calibri" w:hAnsi="Calibri"/>
+          <w:b w:val="0"/>
+          <w:color w:val="2B2B2B"/>
+          <w:sz w:val="22"/>
+        </w:rPr>
+        <w:t>Preguntar así: «¿Desde qué fecha, cuántos usuarios y quién le da soporte hoy?»</w:t>
+      </w:r>
+    </w:p>
+    <w:p>
+      <w:pPr>
         <w:pStyle w:val="ListBullet"/>
       </w:pPr>
       <w:r>
@@ -809,7 +745,21 @@
           <w:color w:val="2B2B2B"/>
           <w:sz w:val="22"/>
         </w:rPr>
-        <w:t>[ ] Si dio cifras de mejora → P2: pedir línea base, periodo comparado y de dónde salió el dato</w:t>
+        <w:t>[ ] Si dio cifras de mejora (por ejemplo «reducimos el 60% del tiempo») → (Una cifra sin denominador no es un resultado.)</w:t>
+      </w:r>
+    </w:p>
+    <w:p>
+      <w:pPr>
+        <w:pStyle w:val="ListBullet2"/>
+      </w:pPr>
+      <w:r>
+        <w:rPr>
+          <w:rFonts w:ascii="Calibri" w:hAnsi="Calibri"/>
+          <w:b w:val="0"/>
+          <w:color w:val="2B2B2B"/>
+          <w:sz w:val="22"/>
+        </w:rPr>
+        <w:t>Preguntar así: «¿Sobre cuántas bases, en qué periodo y medido cómo?»</w:t>
       </w:r>
     </w:p>
     <w:p>
@@ -828,6 +778,20 @@
     </w:p>
     <w:p>
       <w:pPr>
+        <w:pStyle w:val="ListBullet2"/>
+      </w:pPr>
+      <w:r>
+        <w:rPr>
+          <w:rFonts w:ascii="Calibri" w:hAnsi="Calibri"/>
+          <w:b w:val="0"/>
+          <w:color w:val="2B2B2B"/>
+          <w:sz w:val="22"/>
+        </w:rPr>
+        <w:t>Preguntar así: «¿Anonimizados? ¿Con qué autorización?»</w:t>
+      </w:r>
+    </w:p>
+    <w:p>
+      <w:pPr>
         <w:pStyle w:val="ListBullet"/>
       </w:pPr>
       <w:r>
@@ -842,6 +806,20 @@
     </w:p>
     <w:p>
       <w:pPr>
+        <w:pStyle w:val="ListBullet2"/>
+      </w:pPr>
+      <w:r>
+        <w:rPr>
+          <w:rFonts w:ascii="Calibri" w:hAnsi="Calibri"/>
+          <w:b w:val="0"/>
+          <w:color w:val="2B2B2B"/>
+          <w:sz w:val="22"/>
+        </w:rPr>
+        <w:t>Preguntar así: «¿Cuál fue el alcance de su estudio y cómo sostiene metodológicamente la afirmación de que hubo optimización?»</w:t>
+      </w:r>
+    </w:p>
+    <w:p>
+      <w:pPr>
         <w:pStyle w:val="ListBullet"/>
       </w:pPr>
       <w:r>
@@ -852,6 +830,34 @@
           <w:sz w:val="22"/>
         </w:rPr>
         <w:t>[ ] Si NO enunció los objetivos específicos → pedirlos y pedir el resultado de cada uno</w:t>
+      </w:r>
+    </w:p>
+    <w:p>
+      <w:pPr>
+        <w:pStyle w:val="ListBullet"/>
+      </w:pPr>
+      <w:r>
+        <w:rPr>
+          <w:rFonts w:ascii="Calibri" w:hAnsi="Calibri"/>
+          <w:b w:val="0"/>
+          <w:color w:val="2B2B2B"/>
+          <w:sz w:val="22"/>
+        </w:rPr>
+        <w:t>[ ] Si se pasó del tiempo y saltó los resultados → ir directo al último objetivo específico que haya alcanzado a mencionar: (El objetivo que se salta suele ser el que no se ejecutó.)</w:t>
+      </w:r>
+    </w:p>
+    <w:p>
+      <w:pPr>
+        <w:pStyle w:val="ListBullet2"/>
+      </w:pPr>
+      <w:r>
+        <w:rPr>
+          <w:rFonts w:ascii="Calibri" w:hAnsi="Calibri"/>
+          <w:b w:val="0"/>
+          <w:color w:val="2B2B2B"/>
+          <w:sz w:val="22"/>
+        </w:rPr>
+        <w:t>Preguntar así: «¿Del objetivo N, qué resultado concreto obtuvo?»</w:t>
       </w:r>
     </w:p>
     <w:p>
@@ -893,7 +899,151 @@
           <w:color w:val="2B2B2B"/>
           <w:sz w:val="22"/>
         </w:rPr>
+        <w:t>[ ] Si aparece un segundo expositor no registrado en el cronograma → dejarlo exponer con normalidad y anotarlo como observación administrativa para la Dirección; jamás cuestionar en sala la conformación del equipo</w:t>
+      </w:r>
+    </w:p>
+    <w:p>
+      <w:pPr>
+        <w:pStyle w:val="ListBullet"/>
+      </w:pPr>
+      <w:r>
+        <w:rPr>
+          <w:rFonts w:ascii="Calibri" w:hAnsi="Calibri"/>
+          <w:b w:val="0"/>
+          <w:color w:val="2B2B2B"/>
+          <w:sz w:val="22"/>
+        </w:rPr>
         <w:t>[ ] Si respondió «no sé» con honestidad y reconduciendo a trabajo futuro → suma en defensa; anotarlo</w:t>
+      </w:r>
+    </w:p>
+    <w:p>
+      <w:r>
+        <w:rPr>
+          <w:rFonts w:ascii="Calibri" w:hAnsi="Calibri"/>
+          <w:b/>
+          <w:color w:val="2B2B2B"/>
+          <w:sz w:val="22"/>
+        </w:rPr>
+        <w:t>RESPUESTAS A LOS CONDICIONALES Y A LA RESERVA</w:t>
+      </w:r>
+      <w:r>
+        <w:rPr>
+          <w:rFonts w:ascii="Calibri" w:hAnsi="Calibri"/>
+          <w:b w:val="0"/>
+          <w:color w:val="2B2B2B"/>
+          <w:sz w:val="22"/>
+        </w:rPr>
+        <w:t xml:space="preserve"> — número del condicional (o «R» si es de reserva) y lo que contestó, con cifras y nombres tal como los diga. Este grupo no tiene documento: lo que no quede escrito aquí no va a existir en ninguna otra parte.</w:t>
+      </w:r>
+    </w:p>
+    <w:p>
+      <w:r>
+        <w:rPr>
+          <w:rFonts w:ascii="Calibri" w:hAnsi="Calibri"/>
+          <w:b w:val="0"/>
+          <w:color w:val="2B2B2B"/>
+          <w:sz w:val="22"/>
+        </w:rPr>
+        <w:t>____  ___________________________________________________________________________________</w:t>
+      </w:r>
+    </w:p>
+    <w:p>
+      <w:r>
+        <w:rPr>
+          <w:rFonts w:ascii="Calibri" w:hAnsi="Calibri"/>
+          <w:b w:val="0"/>
+          <w:color w:val="2B2B2B"/>
+          <w:sz w:val="22"/>
+        </w:rPr>
+        <w:t>____  ___________________________________________________________________________________</w:t>
+      </w:r>
+    </w:p>
+    <w:p>
+      <w:r>
+        <w:rPr>
+          <w:rFonts w:ascii="Calibri" w:hAnsi="Calibri"/>
+          <w:b w:val="0"/>
+          <w:color w:val="2B2B2B"/>
+          <w:sz w:val="22"/>
+        </w:rPr>
+        <w:t>____  ___________________________________________________________________________________</w:t>
+      </w:r>
+    </w:p>
+    <w:p>
+      <w:r>
+        <w:rPr>
+          <w:rFonts w:ascii="Calibri" w:hAnsi="Calibri"/>
+          <w:b w:val="0"/>
+          <w:color w:val="2B2B2B"/>
+          <w:sz w:val="22"/>
+        </w:rPr>
+        <w:t>____  ___________________________________________________________________________________</w:t>
+      </w:r>
+    </w:p>
+    <w:p>
+      <w:r>
+        <w:rPr>
+          <w:rFonts w:ascii="Calibri" w:hAnsi="Calibri"/>
+          <w:b w:val="0"/>
+          <w:color w:val="2B2B2B"/>
+          <w:sz w:val="22"/>
+        </w:rPr>
+        <w:t>____  ___________________________________________________________________________________</w:t>
+      </w:r>
+    </w:p>
+    <w:p>
+      <w:r>
+        <w:rPr>
+          <w:rFonts w:ascii="Calibri" w:hAnsi="Calibri"/>
+          <w:b w:val="0"/>
+          <w:color w:val="2B2B2B"/>
+          <w:sz w:val="22"/>
+        </w:rPr>
+        <w:t>____  ___________________________________________________________________________________</w:t>
+      </w:r>
+    </w:p>
+    <w:p>
+      <w:r>
+        <w:rPr>
+          <w:rFonts w:ascii="Calibri" w:hAnsi="Calibri"/>
+          <w:b w:val="0"/>
+          <w:color w:val="2B2B2B"/>
+          <w:sz w:val="22"/>
+        </w:rPr>
+        <w:t>____  ___________________________________________________________________________________</w:t>
+      </w:r>
+    </w:p>
+    <w:p>
+      <w:r>
+        <w:rPr>
+          <w:rFonts w:ascii="Calibri" w:hAnsi="Calibri"/>
+          <w:b w:val="0"/>
+          <w:color w:val="2B2B2B"/>
+          <w:sz w:val="22"/>
+        </w:rPr>
+        <w:t>____  ___________________________________________________________________________________</w:t>
+      </w:r>
+    </w:p>
+    <w:p>
+      <w:r>
+        <w:rPr>
+          <w:rFonts w:ascii="Calibri" w:hAnsi="Calibri"/>
+          <w:b w:val="0"/>
+          <w:color w:val="2B2B2B"/>
+          <w:sz w:val="22"/>
+        </w:rPr>
+        <w:t>____  ___________________________________________________________________________________</w:t>
+      </w:r>
+    </w:p>
+    <w:p>
+      <w:r>
+        <w:rPr>
+          <w:rFonts w:ascii="Calibri" w:hAnsi="Calibri"/>
+          <w:b w:val="0"/>
+          <w:color w:val="2B2B2B"/>
+          <w:sz w:val="22"/>
+        </w:rPr>
+        <w:t>____  ___________________________________________________________________________________</w:t>
       </w:r>
     </w:p>
     <w:p>
@@ -954,7 +1104,7 @@
           <w:color w:val="111111"/>
           <w:sz w:val="21"/>
         </w:rPr>
-        <w:t>Frase textual: ______________________________________________________________________</w:t>
+        <w:t>Frase textual:</w:t>
       </w:r>
     </w:p>
     <w:p>
@@ -1011,7 +1161,7 @@
           <w:color w:val="111111"/>
           <w:sz w:val="21"/>
         </w:rPr>
-        <w:t>Frase textual: ______________________________________________________________________</w:t>
+        <w:t>Frase textual:</w:t>
       </w:r>
     </w:p>
     <w:p>
@@ -1068,7 +1218,7 @@
           <w:color w:val="111111"/>
           <w:sz w:val="21"/>
         </w:rPr>
-        <w:t>Frase textual: ______________________________________________________________________</w:t>
+        <w:t>Frase textual:</w:t>
       </w:r>
     </w:p>
     <w:p>
@@ -1149,29 +1299,6 @@
           <w:color w:val="2B2B2B"/>
           <w:sz w:val="22"/>
         </w:rPr>
-        <w:t>4,6–5,0:</w:t>
-      </w:r>
-      <w:r>
-        <w:rPr>
-          <w:rFonts w:ascii="Calibri" w:hAnsi="Calibri"/>
-          <w:b w:val="0"/>
-          <w:color w:val="2B2B2B"/>
-          <w:sz w:val="22"/>
-        </w:rPr>
-        <w:t xml:space="preserve"> ver la intranet funcionando o evidencia fechada; un indicador con línea base y medición posterior; respuesta solvente sobre aval y datos personales; enunciar objetivos y cerrar cada uno con un resultado; declarar sus límites sin que se los pregunten.</w:t>
-      </w:r>
-    </w:p>
-    <w:p>
-      <w:pPr>
-        <w:pStyle w:val="ListBullet"/>
-      </w:pPr>
-      <w:r>
-        <w:rPr>
-          <w:rFonts w:ascii="Calibri" w:hAnsi="Calibri"/>
-          <w:b/>
-          <w:color w:val="2B2B2B"/>
-          <w:sz w:val="22"/>
-        </w:rPr>
         <w:t>3,6–4,5:</w:t>
       </w:r>
       <w:r>
@@ -1236,320 +1363,147 @@
         <w:t xml:space="preserve"> 3,6 – 4,5 si sustenta bien; el vacío documental se resuelve con la Dirección, no en sala.</w:t>
       </w:r>
     </w:p>
-    <w:tbl>
-      <w:tblPr>
-        <w:tblStyle w:val="TableGrid"/>
-        <w:tblW w:type="auto" w:w="0"/>
-        <w:tblLook w:firstColumn="1" w:firstRow="1" w:lastColumn="0" w:lastRow="0" w:noHBand="0" w:noVBand="1" w:val="04A0"/>
-      </w:tblPr>
-      <w:tblGrid>
-        <w:gridCol w:w="3264"/>
-        <w:gridCol w:w="3264"/>
-        <w:gridCol w:w="3264"/>
-      </w:tblGrid>
-      <w:tr>
-        <w:tc>
-          <w:tcPr>
-            <w:tcW w:type="dxa" w:w="3264"/>
-            <w:shd w:val="clear" w:fill="0C2340"/>
-            <w:shd w:val="clear" w:fill="0C2340"/>
-          </w:tcPr>
-          <w:p>
-            <w:r>
-              <w:rPr>
-                <w:rFonts w:ascii="Calibri" w:hAnsi="Calibri"/>
-                <w:b/>
-                <w:color w:val="FFFFFF"/>
-              </w:rPr>
-            </w:r>
-            <w:r>
-              <w:rPr>
-                <w:rFonts w:ascii="Calibri" w:hAnsi="Calibri"/>
-                <w:b/>
-                <w:color w:val="FFFFFF"/>
-                <w:sz w:val="21"/>
-              </w:rPr>
-              <w:t>Criterio</w:t>
-            </w:r>
-          </w:p>
-        </w:tc>
-        <w:tc>
-          <w:tcPr>
-            <w:tcW w:type="dxa" w:w="3264"/>
-            <w:shd w:val="clear" w:fill="0C2340"/>
-            <w:shd w:val="clear" w:fill="0C2340"/>
-          </w:tcPr>
-          <w:p>
-            <w:r>
-              <w:rPr>
-                <w:rFonts w:ascii="Calibri" w:hAnsi="Calibri"/>
-                <w:b/>
-                <w:color w:val="FFFFFF"/>
-              </w:rPr>
-            </w:r>
-            <w:r>
-              <w:rPr>
-                <w:rFonts w:ascii="Calibri" w:hAnsi="Calibri"/>
-                <w:b/>
-                <w:color w:val="FFFFFF"/>
-                <w:sz w:val="21"/>
-              </w:rPr>
-              <w:t>Rodear</w:t>
-            </w:r>
-          </w:p>
-        </w:tc>
-        <w:tc>
-          <w:tcPr>
-            <w:tcW w:type="dxa" w:w="3264"/>
-            <w:shd w:val="clear" w:fill="0C2340"/>
-            <w:shd w:val="clear" w:fill="0C2340"/>
-          </w:tcPr>
-          <w:p>
-            <w:r>
-              <w:rPr>
-                <w:rFonts w:ascii="Calibri" w:hAnsi="Calibri"/>
-                <w:b/>
-                <w:color w:val="FFFFFF"/>
-              </w:rPr>
-            </w:r>
-            <w:r>
-              <w:rPr>
-                <w:rFonts w:ascii="Calibri" w:hAnsi="Calibri"/>
-                <w:b/>
-                <w:color w:val="FFFFFF"/>
-                <w:sz w:val="21"/>
-              </w:rPr>
-              <w:t>Nota</w:t>
-            </w:r>
-          </w:p>
-        </w:tc>
-      </w:tr>
-      <w:tr>
-        <w:tc>
-          <w:tcPr>
-            <w:tcW w:type="dxa" w:w="3264"/>
-          </w:tcPr>
-          <w:p>
-            <w:r/>
-            <w:r>
-              <w:rPr>
-                <w:rFonts w:ascii="Calibri" w:hAnsi="Calibri"/>
-                <w:b w:val="0"/>
-                <w:color w:val="2B2B2B"/>
-                <w:sz w:val="20"/>
-              </w:rPr>
-              <w:t>Dominio del tema</w:t>
-            </w:r>
-          </w:p>
-        </w:tc>
-        <w:tc>
-          <w:tcPr>
-            <w:tcW w:type="dxa" w:w="3264"/>
-          </w:tcPr>
-          <w:p>
-            <w:r/>
-            <w:r>
-              <w:rPr>
-                <w:rFonts w:ascii="Calibri" w:hAnsi="Calibri"/>
-                <w:b w:val="0"/>
-                <w:color w:val="2B2B2B"/>
-                <w:sz w:val="20"/>
-              </w:rPr>
-              <w:t>0,1–2,9 · 3,0–3,5 · 3,6–4,5 · 4,6–5,0</w:t>
-            </w:r>
-          </w:p>
-        </w:tc>
-        <w:tc>
-          <w:tcPr>
-            <w:tcW w:type="dxa" w:w="3264"/>
-          </w:tcPr>
-          <w:p>
-            <w:r/>
-            <w:r>
-              <w:rPr>
-                <w:rFonts w:ascii="Calibri" w:hAnsi="Calibri"/>
-                <w:b w:val="0"/>
-                <w:color w:val="2B2B2B"/>
-                <w:sz w:val="20"/>
-              </w:rPr>
-              <w:t>____</w:t>
-            </w:r>
-          </w:p>
-        </w:tc>
-      </w:tr>
-      <w:tr>
-        <w:tc>
-          <w:tcPr>
-            <w:tcW w:type="dxa" w:w="3264"/>
-            <w:shd w:val="clear" w:fill="F5F7F5"/>
-            <w:shd w:val="clear" w:fill="F5F7F5"/>
-          </w:tcPr>
-          <w:p>
-            <w:r/>
-            <w:r>
-              <w:rPr>
-                <w:rFonts w:ascii="Calibri" w:hAnsi="Calibri"/>
-                <w:b w:val="0"/>
-                <w:color w:val="2B2B2B"/>
-                <w:sz w:val="20"/>
-              </w:rPr>
-              <w:t>Claridad</w:t>
-            </w:r>
-          </w:p>
-        </w:tc>
-        <w:tc>
-          <w:tcPr>
-            <w:tcW w:type="dxa" w:w="3264"/>
-            <w:shd w:val="clear" w:fill="F5F7F5"/>
-            <w:shd w:val="clear" w:fill="F5F7F5"/>
-          </w:tcPr>
-          <w:p>
-            <w:r/>
-            <w:r>
-              <w:rPr>
-                <w:rFonts w:ascii="Calibri" w:hAnsi="Calibri"/>
-                <w:b w:val="0"/>
-                <w:color w:val="2B2B2B"/>
-                <w:sz w:val="20"/>
-              </w:rPr>
-              <w:t>0,1–2,9 · 3,0–3,5 · 3,6–4,5 · 4,6–5,0</w:t>
-            </w:r>
-          </w:p>
-        </w:tc>
-        <w:tc>
-          <w:tcPr>
-            <w:tcW w:type="dxa" w:w="3264"/>
-            <w:shd w:val="clear" w:fill="F5F7F5"/>
-            <w:shd w:val="clear" w:fill="F5F7F5"/>
-          </w:tcPr>
-          <w:p>
-            <w:r/>
-            <w:r>
-              <w:rPr>
-                <w:rFonts w:ascii="Calibri" w:hAnsi="Calibri"/>
-                <w:b w:val="0"/>
-                <w:color w:val="2B2B2B"/>
-                <w:sz w:val="20"/>
-              </w:rPr>
-              <w:t>____</w:t>
-            </w:r>
-          </w:p>
-        </w:tc>
-      </w:tr>
-      <w:tr>
-        <w:tc>
-          <w:tcPr>
-            <w:tcW w:type="dxa" w:w="3264"/>
-          </w:tcPr>
-          <w:p>
-            <w:r/>
-            <w:r>
-              <w:rPr>
-                <w:rFonts w:ascii="Calibri" w:hAnsi="Calibri"/>
-                <w:b w:val="0"/>
-                <w:color w:val="2B2B2B"/>
-                <w:sz w:val="20"/>
-              </w:rPr>
-              <w:t>Coherencia del documento</w:t>
-            </w:r>
-          </w:p>
-        </w:tc>
-        <w:tc>
-          <w:tcPr>
-            <w:tcW w:type="dxa" w:w="3264"/>
-          </w:tcPr>
-          <w:p>
-            <w:r/>
-            <w:r>
-              <w:rPr>
-                <w:rFonts w:ascii="Calibri" w:hAnsi="Calibri"/>
-                <w:b w:val="0"/>
-                <w:color w:val="2B2B2B"/>
-                <w:sz w:val="20"/>
-              </w:rPr>
-              <w:t>0,1–2,9 · 3,0–3,5 · 3,6–4,5 · 4,6–5,0</w:t>
-            </w:r>
-          </w:p>
-        </w:tc>
-        <w:tc>
-          <w:tcPr>
-            <w:tcW w:type="dxa" w:w="3264"/>
-          </w:tcPr>
-          <w:p>
-            <w:r/>
-            <w:r>
-              <w:rPr>
-                <w:rFonts w:ascii="Calibri" w:hAnsi="Calibri"/>
-                <w:b w:val="0"/>
-                <w:color w:val="2B2B2B"/>
-                <w:sz w:val="20"/>
-              </w:rPr>
-              <w:t>____</w:t>
-            </w:r>
-          </w:p>
-        </w:tc>
-      </w:tr>
-      <w:tr>
-        <w:tc>
-          <w:tcPr>
-            <w:tcW w:type="dxa" w:w="3264"/>
-            <w:shd w:val="clear" w:fill="F5F7F5"/>
-            <w:shd w:val="clear" w:fill="F5F7F5"/>
-          </w:tcPr>
-          <w:p>
-            <w:r/>
-            <w:r>
-              <w:rPr>
-                <w:rFonts w:ascii="Calibri" w:hAnsi="Calibri"/>
-                <w:b w:val="0"/>
-                <w:color w:val="2B2B2B"/>
-                <w:sz w:val="20"/>
-              </w:rPr>
-              <w:t>Capacidad de defensa</w:t>
-            </w:r>
-          </w:p>
-        </w:tc>
-        <w:tc>
-          <w:tcPr>
-            <w:tcW w:type="dxa" w:w="3264"/>
-            <w:shd w:val="clear" w:fill="F5F7F5"/>
-            <w:shd w:val="clear" w:fill="F5F7F5"/>
-          </w:tcPr>
-          <w:p>
-            <w:r/>
-            <w:r>
-              <w:rPr>
-                <w:rFonts w:ascii="Calibri" w:hAnsi="Calibri"/>
-                <w:b w:val="0"/>
-                <w:color w:val="2B2B2B"/>
-                <w:sz w:val="20"/>
-              </w:rPr>
-              <w:t>0,1–2,9 · 3,0–3,5 · 3,6–4,5 · 4,6–5,0</w:t>
-            </w:r>
-          </w:p>
-        </w:tc>
-        <w:tc>
-          <w:tcPr>
-            <w:tcW w:type="dxa" w:w="3264"/>
-            <w:shd w:val="clear" w:fill="F5F7F5"/>
-            <w:shd w:val="clear" w:fill="F5F7F5"/>
-          </w:tcPr>
-          <w:p>
-            <w:r/>
-            <w:r>
-              <w:rPr>
-                <w:rFonts w:ascii="Calibri" w:hAnsi="Calibri"/>
-                <w:b w:val="0"/>
-                <w:color w:val="2B2B2B"/>
-                <w:sz w:val="20"/>
-              </w:rPr>
-              <w:t>____</w:t>
-            </w:r>
-          </w:p>
-        </w:tc>
-      </w:tr>
-    </w:tbl>
-    <w:p/>
+    <w:p>
+      <w:r>
+        <w:rPr>
+          <w:rFonts w:ascii="Calibri" w:hAnsi="Calibri"/>
+          <w:b/>
+          <w:color w:val="2B2B2B"/>
+          <w:sz w:val="22"/>
+        </w:rPr>
+        <w:t>Dominio del tema</w:t>
+      </w:r>
+      <w:r>
+        <w:rPr>
+          <w:rFonts w:ascii="Calibri" w:hAnsi="Calibri"/>
+          <w:b w:val="0"/>
+          <w:color w:val="2B2B2B"/>
+          <w:sz w:val="22"/>
+        </w:rPr>
+        <w:t xml:space="preserve"> — rodear:   0,1–2,9   ·   3,0–3,5   ·   3,6–4,5   ·   4,6–5,0   →   nota  ______</w:t>
+      </w:r>
+    </w:p>
+    <w:p>
+      <w:r>
+        <w:rPr>
+          <w:rFonts w:ascii="Calibri" w:hAnsi="Calibri"/>
+          <w:b/>
+          <w:color w:val="2B2B2B"/>
+          <w:sz w:val="22"/>
+        </w:rPr>
+        <w:t>Claridad</w:t>
+      </w:r>
+      <w:r>
+        <w:rPr>
+          <w:rFonts w:ascii="Calibri" w:hAnsi="Calibri"/>
+          <w:b w:val="0"/>
+          <w:color w:val="2B2B2B"/>
+          <w:sz w:val="22"/>
+        </w:rPr>
+        <w:t xml:space="preserve"> — rodear:   0,1–2,9   ·   3,0–3,5   ·   3,6–4,5   ·   4,6–5,0   →   nota  ______</w:t>
+      </w:r>
+    </w:p>
+    <w:p>
+      <w:r>
+        <w:rPr>
+          <w:rFonts w:ascii="Calibri" w:hAnsi="Calibri"/>
+          <w:b/>
+          <w:color w:val="2B2B2B"/>
+          <w:sz w:val="22"/>
+        </w:rPr>
+        <w:t>Coherencia del documento</w:t>
+      </w:r>
+      <w:r>
+        <w:rPr>
+          <w:rFonts w:ascii="Calibri" w:hAnsi="Calibri"/>
+          <w:b w:val="0"/>
+          <w:color w:val="2B2B2B"/>
+          <w:sz w:val="22"/>
+        </w:rPr>
+        <w:t xml:space="preserve"> — rodear:   0,1–2,9   ·   3,0–3,5   ·   3,6–4,5   ·   4,6–5,0   →   nota  ______</w:t>
+      </w:r>
+    </w:p>
+    <w:p>
+      <w:r>
+        <w:rPr>
+          <w:rFonts w:ascii="Calibri" w:hAnsi="Calibri"/>
+          <w:b/>
+          <w:color w:val="2B2B2B"/>
+          <w:sz w:val="22"/>
+        </w:rPr>
+        <w:t>Capacidad de defensa</w:t>
+      </w:r>
+      <w:r>
+        <w:rPr>
+          <w:rFonts w:ascii="Calibri" w:hAnsi="Calibri"/>
+          <w:b w:val="0"/>
+          <w:color w:val="2B2B2B"/>
+          <w:sz w:val="22"/>
+        </w:rPr>
+        <w:t xml:space="preserve"> — rodear:   0,1–2,9   ·   3,0–3,5   ·   3,6–4,5   ·   4,6–5,0   →   nota  ______</w:t>
+      </w:r>
+    </w:p>
+    <w:p>
+      <w:pPr>
+        <w:spacing w:before="200" w:after="60"/>
+      </w:pPr>
+      <w:r>
+        <w:rPr>
+          <w:rFonts w:ascii="Calibri" w:hAnsi="Calibri"/>
+          <w:b/>
+          <w:color w:val="007433"/>
+          <w:sz w:val="32"/>
+        </w:rPr>
+        <w:t>NOTA QUE REPORTO A LA MODERADORA:  __________</w:t>
+      </w:r>
+    </w:p>
+    <w:p>
+      <w:r>
+        <w:rPr>
+          <w:rFonts w:ascii="Calibri" w:hAnsi="Calibri"/>
+          <w:b w:val="0"/>
+          <w:color w:val="2B2B2B"/>
+          <w:sz w:val="22"/>
+        </w:rPr>
+        <w:t xml:space="preserve">Es </w:t>
+      </w:r>
+      <w:r>
+        <w:rPr>
+          <w:rFonts w:ascii="Calibri" w:hAnsi="Calibri"/>
+          <w:b/>
+          <w:color w:val="2B2B2B"/>
+          <w:sz w:val="22"/>
+        </w:rPr>
+        <w:t>una sola</w:t>
+      </w:r>
+      <w:r>
+        <w:rPr>
+          <w:rFonts w:ascii="Calibri" w:hAnsi="Calibri"/>
+          <w:b w:val="0"/>
+          <w:color w:val="2B2B2B"/>
+          <w:sz w:val="22"/>
+        </w:rPr>
+        <w:t xml:space="preserve"> nota, y es la única que queda en el acta. Regla: promedio simple de los cuatro criterios de arriba — el instructivo </w:t>
+      </w:r>
+      <w:r>
+        <w:rPr>
+          <w:rFonts w:ascii="Calibri" w:hAnsi="Calibri"/>
+          <w:b/>
+          <w:color w:val="2B2B2B"/>
+          <w:sz w:val="22"/>
+        </w:rPr>
+        <w:t>no publica ponderación entre ellos</w:t>
+      </w:r>
+      <w:r>
+        <w:rPr>
+          <w:rFonts w:ascii="Calibri" w:hAnsi="Calibri"/>
+          <w:b w:val="0"/>
+          <w:color w:val="2B2B2B"/>
+          <w:sz w:val="22"/>
+        </w:rPr>
+        <w:t xml:space="preserve"> (la de la p. 22, con pesos, califica otros seis criterios del informe escrito). Si la moderadora pide criterio por criterio, se leen los cuatro de arriba.</w:t>
+      </w:r>
+    </w:p>
     <w:p>
       <w:r>
         <w:rPr>
@@ -1572,7 +1526,7 @@
           <w:color w:val="2B2B2B"/>
           <w:sz w:val="22"/>
         </w:rPr>
-        <w:t>______________________________________________________________________________</w:t>
+        <w:t>______________________________________________________________________________________</w:t>
       </w:r>
     </w:p>
     <w:p>
@@ -1586,7 +1540,7 @@
           <w:color w:val="2B2B2B"/>
           <w:sz w:val="22"/>
         </w:rPr>
-        <w:t>______________________________________________________________________________</w:t>
+        <w:t>______________________________________________________________________________________</w:t>
       </w:r>
     </w:p>
     <w:p>
@@ -1600,7 +1554,7 @@
           <w:color w:val="2B2B2B"/>
           <w:sz w:val="22"/>
         </w:rPr>
-        <w:t>______________________________________________________________________________</w:t>
+        <w:t>______________________________________________________________________________________</w:t>
       </w:r>
     </w:p>
     <w:p>
@@ -1638,7 +1592,7 @@
           <w:color w:val="2B2B2B"/>
           <w:sz w:val="22"/>
         </w:rPr>
-        <w:t>Un 4,4 en un solo criterio bloquea la meritoria del grupo:</w:t>
+        <w:t>Meritoria</w:t>
       </w:r>
       <w:r>
         <w:rPr>
@@ -1647,7 +1601,43 @@
           <w:color w:val="2B2B2B"/>
           <w:sz w:val="22"/>
         </w:rPr>
-        <w:t xml:space="preserve"> si bajo de 4,5, tengo que poder decir la página.</w:t>
+        <w:t xml:space="preserve"> (instructivo p. 11): promedio de jurados ≥ 4,6 y &lt; 5,0, </w:t>
+      </w:r>
+      <w:r>
+        <w:rPr>
+          <w:rFonts w:ascii="Calibri" w:hAnsi="Calibri"/>
+          <w:b/>
+          <w:color w:val="2B2B2B"/>
+          <w:sz w:val="22"/>
+        </w:rPr>
+        <w:t>ninguna nota de jurado</w:t>
+      </w:r>
+      <w:r>
+        <w:rPr>
+          <w:rFonts w:ascii="Calibri" w:hAnsi="Calibri"/>
+          <w:b w:val="0"/>
+          <w:color w:val="2B2B2B"/>
+          <w:sz w:val="22"/>
+        </w:rPr>
+        <w:t xml:space="preserve"> inferior a 4,5, y la pide al menos un jurado. Los cuatro criterios de arriba son </w:t>
+      </w:r>
+      <w:r>
+        <w:rPr>
+          <w:rFonts w:ascii="Calibri" w:hAnsi="Calibri"/>
+          <w:b/>
+          <w:color w:val="2B2B2B"/>
+          <w:sz w:val="22"/>
+        </w:rPr>
+        <w:t>mi retícula interna</w:t>
+      </w:r>
+      <w:r>
+        <w:rPr>
+          <w:rFonts w:ascii="Calibri" w:hAnsi="Calibri"/>
+          <w:b w:val="0"/>
+          <w:color w:val="2B2B2B"/>
+          <w:sz w:val="22"/>
+        </w:rPr>
+        <w:t>, no notas que se reporten: si la que baja de 4,5 es mi nota única, tengo que poder decir la página.</w:t>
       </w:r>
     </w:p>
     <w:p>

--- a/Especializacion/Evaluaciones/2026-2/Fichas de evaluacion/11 - G-011 - Intranet CDS para atencion al cliente/2 - Hoja de respuestas.docx
+++ b/Especializacion/Evaluaciones/2026-2/Fichas de evaluacion/11 - G-011 - Intranet CDS para atencion al cliente/2 - Hoja de respuestas.docx
@@ -575,7 +575,7 @@
           <w:color w:val="2B2B2B"/>
           <w:sz w:val="22"/>
         </w:rPr>
-        <w:t xml:space="preserve"> (§7 de la ficha; se cumplen durante la exposición, no al final)</w:t>
+        <w:t xml:space="preserve"> (§8 de la ficha; se cumplen durante la exposición, no al final)</w:t>
       </w:r>
     </w:p>
     <w:p>
@@ -659,7 +659,7 @@
           <w:color w:val="007433"/>
           <w:sz w:val="32"/>
         </w:rPr>
-        <w:t>B · CONDICIONALES (§6 de la ficha) — marcar oyendo; cada marca elige la pregunta</w:t>
+        <w:t>B · CONDICIONALES (§7 de la ficha) — marcar oyendo; cada marca elige la pregunta</w:t>
       </w:r>
     </w:p>
     <w:p>
@@ -689,7 +689,7 @@
           <w:color w:val="2B2B2B"/>
           <w:sz w:val="22"/>
         </w:rPr>
-        <w:t>[ ] Si NO mostró el sistema funcionando → P1 y pedir captura fechada o entorno donde corre</w:t>
+        <w:t>[ ] Si NO mostró el sistema funcionando → la P1 ya pide la pantalla; ir al segundo escalón</w:t>
       </w:r>
     </w:p>
     <w:p>
@@ -703,7 +703,7 @@
           <w:color w:val="2B2B2B"/>
           <w:sz w:val="22"/>
         </w:rPr>
-        <w:t>Preguntar así: «¿Puede mostrarnos ahora la intranet, o describirnos la pantalla que usa el operador cuando llega una base nueva?»</w:t>
+        <w:t>Preguntar así: «¿en qué servidor o en qué dirección está instalada, y quién puede abrirla?»</w:t>
       </w:r>
     </w:p>
     <w:p>
@@ -745,7 +745,7 @@
           <w:color w:val="2B2B2B"/>
           <w:sz w:val="22"/>
         </w:rPr>
-        <w:t>[ ] Si dio cifras de mejora (por ejemplo «reducimos el 60% del tiempo») → (Una cifra sin denominador no es un resultado.)</w:t>
+        <w:t>[ ] Si dio cifras de mejora (por ejemplo, un 60 % de reducción del tiempo) → (Una cifra sin denominador no es un resultado. La cifra del ejemplo es hipotética y no se lee en sala.)</w:t>
       </w:r>
     </w:p>
     <w:p>
@@ -801,6 +801,34 @@
           <w:color w:val="2B2B2B"/>
           <w:sz w:val="22"/>
         </w:rPr>
+        <w:t>[ ] Si remite el indicador a lo escrito («está en el documento», «está en los anexos») → insistir por el número aproximado, sin mencionar nunca en sala que el documento no llegó a los jurados</w:t>
+      </w:r>
+    </w:p>
+    <w:p>
+      <w:pPr>
+        <w:pStyle w:val="ListBullet2"/>
+      </w:pPr>
+      <w:r>
+        <w:rPr>
+          <w:rFonts w:ascii="Calibri" w:hAnsi="Calibri"/>
+          <w:b w:val="0"/>
+          <w:color w:val="2B2B2B"/>
+          <w:sz w:val="22"/>
+        </w:rPr>
+        <w:t>Preguntar así: «no importa el dato exacto: deme el número aproximado, de memoria»</w:t>
+      </w:r>
+    </w:p>
+    <w:p>
+      <w:pPr>
+        <w:pStyle w:val="ListBullet"/>
+      </w:pPr>
+      <w:r>
+        <w:rPr>
+          <w:rFonts w:ascii="Calibri" w:hAnsi="Calibri"/>
+          <w:b w:val="0"/>
+          <w:color w:val="2B2B2B"/>
+          <w:sz w:val="22"/>
+        </w:rPr>
         <w:t>[ ] Si habló solo de la herramienta y nada del método → pedir el diseño y los instrumentos</w:t>
       </w:r>
     </w:p>
@@ -829,7 +857,7 @@
           <w:color w:val="2B2B2B"/>
           <w:sz w:val="22"/>
         </w:rPr>
-        <w:t>[ ] Si NO enunció los objetivos específicos → pedirlos y pedir el resultado de cada uno</w:t>
+        <w:t>[ ] Si NO enunció los objetivos específicos → reserva 4: pedirlos y pedir el resultado de cada uno</w:t>
       </w:r>
     </w:p>
     <w:p>
@@ -1068,7 +1096,7 @@
           <w:color w:val="2B2B2B"/>
           <w:sz w:val="22"/>
         </w:rPr>
-        <w:t>Pregunta 1 — Estado real de la intranet</w:t>
+        <w:t>Pregunta 1 — Abrir la intranet ahora, o decir dónde está instalada</w:t>
       </w:r>
     </w:p>
     <w:p>
@@ -1084,7 +1112,7 @@
           <w:color w:val="2B2B2B"/>
           <w:sz w:val="21"/>
         </w:rPr>
-        <w:t>«Su objetivo general dice “diseñar e implementar”. Cuéntenos en qué estado está hoy la intranet en el Centro de Servicios: ¿está en operación, desde qué fecha y quiénes la usan?»</w:t>
+        <w:t>«El objetivo general que quedó inscrito en el cronograma dice “diseñar e implementar”. Comparta pantalla, por favor, y ábrame la intranet ahora. Si no la puede abrir aquí, dígame la URL o el nombre del servidor donde está instalada; y si no está instalada en ninguna parte, dígalo con esas palabras.»</w:t>
       </w:r>
     </w:p>
     <w:p>
@@ -1125,7 +1153,7 @@
           <w:color w:val="2B2B2B"/>
           <w:sz w:val="22"/>
         </w:rPr>
-        <w:t>Pregunta 2 — Qué indicador midió antes y después</w:t>
+        <w:t>Pregunta 2 — Cuántos minutos tarda hoy higienizar y validar una base</w:t>
       </w:r>
     </w:p>
     <w:p>
@@ -1141,7 +1169,7 @@
           <w:color w:val="2B2B2B"/>
           <w:sz w:val="21"/>
         </w:rPr>
-        <w:t>«El título promete optimizar la atención al cliente y el objetivo trabaja sobre la higienización de bases de datos. ¿Qué indicador midió antes y después de la intranet, y cuánto cambió?»</w:t>
+        <w:t>«Su objetivo general dice “estandarizar, automatizar y optimizar el proceso”, y el título promete “optimizar la atención al cliente”. ¿Cuántos minutos tarda hoy un operador del CDS en higienizar y validar una base de un cliente? Aproximado y de memoria me sirve, pero deme el número. Si nunca se midió, dígalo con esas palabras.»</w:t>
       </w:r>
     </w:p>
     <w:p>
@@ -1182,7 +1210,7 @@
           <w:color w:val="2B2B2B"/>
           <w:sz w:val="22"/>
         </w:rPr>
-        <w:t>Pregunta 3 — Con qué autorización trató datos de clientes</w:t>
+        <w:t>Pregunta 3 — Quién autorizó el uso de las bases: nombre, cargo y mes</w:t>
       </w:r>
     </w:p>
     <w:p>
@@ -1198,7 +1226,7 @@
           <w:color w:val="2B2B2B"/>
           <w:sz w:val="21"/>
         </w:rPr>
-        <w:t>«La intranet recibe bases de datos de clientes para validar pólizas: ¿con qué autorización de la empresa trabajó esos datos y cómo protegió los datos personales en el proyecto y en el documento?»</w:t>
+        <w:t>«Nombre y cargo: ¿quién en la empresa autorizó el uso de las bases de datos enviadas por los clientes, y en qué mes se dio esa autorización? Si el permiso fue verbal, o si nadie lo dio, dígalo así.»</w:t>
       </w:r>
     </w:p>
     <w:p>
@@ -1248,7 +1276,7 @@
           <w:color w:val="2B2B2B"/>
           <w:sz w:val="22"/>
         </w:rPr>
-        <w:t xml:space="preserve"> quién es el responsable del tratamiento de datos en la empresa · qué pasa con la intranet si ella cambia de trabajo · cómo se enteró de que el proceso era el problema</w:t>
+        <w:t xml:space="preserve"> los objetivos específicos, uno por uno, con su resultado (reserva 4) · qué es el CDS y cuántas bases procesa al mes (reserva 5) · un ejemplo de error típico que la intranet corrige (reserva 6) · quién sostiene el sistema cuando no esté (reserva 7)</w:t>
       </w:r>
     </w:p>
     <w:p>
@@ -1351,7 +1379,7 @@
           <w:color w:val="2B2B2B"/>
           <w:sz w:val="22"/>
         </w:rPr>
-        <w:t>Partida antes de oír (§7 de la ficha):</w:t>
+        <w:t>Partida antes de oír (§8 de la ficha):</w:t>
       </w:r>
       <w:r>
         <w:rPr>
@@ -1658,6 +1686,461 @@
           <w:sz w:val="22"/>
         </w:rPr>
         <w:t xml:space="preserve"> ✓ lo dijo · ✗ no lo dijo · ~ ambiguo · ! contradice el documento (p. __) · ☐ verificar después</w:t>
+      </w:r>
+    </w:p>
+    <w:p>
+      <w:pPr>
+        <w:spacing w:before="200" w:after="60"/>
+      </w:pPr>
+      <w:r>
+        <w:rPr>
+          <w:rFonts w:ascii="Calibri" w:hAnsi="Calibri"/>
+          <w:b/>
+          <w:color w:val="007433"/>
+          <w:sz w:val="32"/>
+        </w:rPr>
+        <w:t>E · FORMULARIO OFICIAL DEL JURADO — 5 criterios, escala 1–5</w:t>
+      </w:r>
+    </w:p>
+    <w:p>
+      <w:r>
+        <w:rPr>
+          <w:rFonts w:ascii="Calibri" w:hAnsi="Calibri"/>
+          <w:b w:val="0"/>
+          <w:color w:val="2B2B2B"/>
+          <w:sz w:val="22"/>
+        </w:rPr>
+        <w:t xml:space="preserve">Instrumento </w:t>
+      </w:r>
+      <w:r>
+        <w:rPr>
+          <w:rFonts w:ascii="Calibri" w:hAnsi="Calibri"/>
+          <w:b/>
+          <w:color w:val="2B2B2B"/>
+          <w:sz w:val="22"/>
+        </w:rPr>
+        <w:t>distinto</w:t>
+      </w:r>
+      <w:r>
+        <w:rPr>
+          <w:rFonts w:ascii="Calibri" w:hAnsi="Calibri"/>
+          <w:b w:val="0"/>
+          <w:color w:val="2B2B2B"/>
+          <w:sz w:val="22"/>
+        </w:rPr>
+        <w:t xml:space="preserve"> de los cuatro criterios de la §D: aquellos dan la </w:t>
+      </w:r>
+      <w:r>
+        <w:rPr>
+          <w:rFonts w:ascii="Calibri" w:hAnsi="Calibri"/>
+          <w:b/>
+          <w:color w:val="2B2B2B"/>
+          <w:sz w:val="22"/>
+        </w:rPr>
+        <w:t>nota del acta</w:t>
+      </w:r>
+      <w:r>
+        <w:rPr>
+          <w:rFonts w:ascii="Calibri" w:hAnsi="Calibri"/>
+          <w:b w:val="0"/>
+          <w:color w:val="2B2B2B"/>
+          <w:sz w:val="22"/>
+        </w:rPr>
+        <w:t xml:space="preserve">, estos cinco van al formulario de la Dirección y </w:t>
+      </w:r>
+      <w:r>
+        <w:rPr>
+          <w:rFonts w:ascii="Calibri" w:hAnsi="Calibri"/>
+          <w:b/>
+          <w:color w:val="2B2B2B"/>
+          <w:sz w:val="22"/>
+        </w:rPr>
+        <w:t>no son notas</w:t>
+      </w:r>
+      <w:r>
+        <w:rPr>
+          <w:rFonts w:ascii="Calibri" w:hAnsi="Calibri"/>
+          <w:b w:val="0"/>
+          <w:color w:val="2B2B2B"/>
+          <w:sz w:val="22"/>
+        </w:rPr>
+        <w:t xml:space="preserve">. Las cinco se responden con el documento, así que vienen </w:t>
+      </w:r>
+      <w:r>
+        <w:rPr>
+          <w:rFonts w:ascii="Calibri" w:hAnsi="Calibri"/>
+          <w:b/>
+          <w:color w:val="2B2B2B"/>
+          <w:sz w:val="22"/>
+        </w:rPr>
+        <w:t>precargadas</w:t>
+      </w:r>
+      <w:r>
+        <w:rPr>
+          <w:rFonts w:ascii="Calibri" w:hAnsi="Calibri"/>
+          <w:b w:val="0"/>
+          <w:color w:val="2B2B2B"/>
+          <w:sz w:val="22"/>
+        </w:rPr>
+        <w:t xml:space="preserve"> desde la §8.1 de la ficha, que trae la página que sostiene cada casilla. En sala solo se confirma; si la sustentación cambia una, se tacha y se rodea otra.</w:t>
+      </w:r>
+    </w:p>
+    <w:p>
+      <w:r>
+        <w:rPr>
+          <w:rFonts w:ascii="Calibri" w:hAnsi="Calibri"/>
+          <w:b w:val="0"/>
+          <w:color w:val="2B2B2B"/>
+          <w:sz w:val="22"/>
+        </w:rPr>
+        <w:t xml:space="preserve">⚠️ </w:t>
+      </w:r>
+      <w:r>
+        <w:rPr>
+          <w:rFonts w:ascii="Calibri" w:hAnsi="Calibri"/>
+          <w:b/>
+          <w:color w:val="2B2B2B"/>
+          <w:sz w:val="22"/>
+        </w:rPr>
+        <w:t>Este grupo no entregó documento ni presentación</w:t>
+      </w:r>
+      <w:r>
+        <w:rPr>
+          <w:rFonts w:ascii="Calibri" w:hAnsi="Calibri"/>
+          <w:b w:val="0"/>
+          <w:color w:val="2B2B2B"/>
+          <w:sz w:val="22"/>
+        </w:rPr>
+        <w:t xml:space="preserve"> (cero archivos, verificado el 15/08/2026). Los cinco criterios se responden con el escrito, así que </w:t>
+      </w:r>
+      <w:r>
+        <w:rPr>
+          <w:rFonts w:ascii="Calibri" w:hAnsi="Calibri"/>
+          <w:b/>
+          <w:color w:val="2B2B2B"/>
+          <w:sz w:val="22"/>
+        </w:rPr>
+        <w:t>ninguno pasa de 3</w:t>
+      </w:r>
+      <w:r>
+        <w:rPr>
+          <w:rFonts w:ascii="Calibri" w:hAnsi="Calibri"/>
+          <w:b w:val="0"/>
+          <w:color w:val="2B2B2B"/>
+          <w:sz w:val="22"/>
+        </w:rPr>
+        <w:t>: por encima de 3 la escala afirma calidad verificable, y aquí no hay qué verificar. Marcar por lo que se escuche y dejar la constancia de abajo.</w:t>
+      </w:r>
+    </w:p>
+    <w:p>
+      <w:r>
+        <w:rPr>
+          <w:rFonts w:ascii="Calibri" w:hAnsi="Calibri"/>
+          <w:b/>
+          <w:color w:val="2B2B2B"/>
+          <w:sz w:val="22"/>
+        </w:rPr>
+        <w:t>1. Problemática y objetivos</w:t>
+      </w:r>
+      <w:r>
+        <w:rPr>
+          <w:rFonts w:ascii="Calibri" w:hAnsi="Calibri"/>
+          <w:b w:val="0"/>
+          <w:color w:val="2B2B2B"/>
+          <w:sz w:val="22"/>
+        </w:rPr>
+        <w:t xml:space="preserve"> — rodear:   1   ·   2   ·   3   ·   4   ·   5   →   con orden y objetivos cerrados </w:t>
+      </w:r>
+      <w:r>
+        <w:rPr>
+          <w:rFonts w:ascii="Calibri" w:hAnsi="Calibri"/>
+          <w:b/>
+          <w:color w:val="2B2B2B"/>
+          <w:sz w:val="22"/>
+        </w:rPr>
+        <w:t>3</w:t>
+      </w:r>
+      <w:r>
+        <w:rPr>
+          <w:rFonts w:ascii="Calibri" w:hAnsi="Calibri"/>
+          <w:b w:val="0"/>
+          <w:color w:val="2B2B2B"/>
+          <w:sz w:val="22"/>
+        </w:rPr>
+        <w:t xml:space="preserve">; si no, </w:t>
+      </w:r>
+      <w:r>
+        <w:rPr>
+          <w:rFonts w:ascii="Calibri" w:hAnsi="Calibri"/>
+          <w:b/>
+          <w:color w:val="2B2B2B"/>
+          <w:sz w:val="22"/>
+        </w:rPr>
+        <w:t>2</w:t>
+      </w:r>
+    </w:p>
+    <w:p>
+      <w:r>
+        <w:rPr>
+          <w:rFonts w:ascii="Calibri" w:hAnsi="Calibri"/>
+          <w:b/>
+          <w:color w:val="2B2B2B"/>
+          <w:sz w:val="22"/>
+        </w:rPr>
+        <w:t>2. Marco teórico y referentes</w:t>
+      </w:r>
+      <w:r>
+        <w:rPr>
+          <w:rFonts w:ascii="Calibri" w:hAnsi="Calibri"/>
+          <w:b w:val="0"/>
+          <w:color w:val="2B2B2B"/>
+          <w:sz w:val="22"/>
+        </w:rPr>
+        <w:t xml:space="preserve"> — rodear:   1   ·   2   ·   3   ·   4   ·   5   →   con orden y objetivos cerrados </w:t>
+      </w:r>
+      <w:r>
+        <w:rPr>
+          <w:rFonts w:ascii="Calibri" w:hAnsi="Calibri"/>
+          <w:b/>
+          <w:color w:val="2B2B2B"/>
+          <w:sz w:val="22"/>
+        </w:rPr>
+        <w:t>2</w:t>
+      </w:r>
+      <w:r>
+        <w:rPr>
+          <w:rFonts w:ascii="Calibri" w:hAnsi="Calibri"/>
+          <w:b w:val="0"/>
+          <w:color w:val="2B2B2B"/>
+          <w:sz w:val="22"/>
+        </w:rPr>
+        <w:t xml:space="preserve">; si no, </w:t>
+      </w:r>
+      <w:r>
+        <w:rPr>
+          <w:rFonts w:ascii="Calibri" w:hAnsi="Calibri"/>
+          <w:b/>
+          <w:color w:val="2B2B2B"/>
+          <w:sz w:val="22"/>
+        </w:rPr>
+        <w:t>1</w:t>
+      </w:r>
+    </w:p>
+    <w:p>
+      <w:r>
+        <w:rPr>
+          <w:rFonts w:ascii="Calibri" w:hAnsi="Calibri"/>
+          <w:b/>
+          <w:color w:val="2B2B2B"/>
+          <w:sz w:val="22"/>
+        </w:rPr>
+        <w:t>3. Metodología, muestra y diseño</w:t>
+      </w:r>
+      <w:r>
+        <w:rPr>
+          <w:rFonts w:ascii="Calibri" w:hAnsi="Calibri"/>
+          <w:b w:val="0"/>
+          <w:color w:val="2B2B2B"/>
+          <w:sz w:val="22"/>
+        </w:rPr>
+        <w:t xml:space="preserve"> — rodear:   1   ·   2   ·   3   ·   4   ·   5   →   con orden y objetivos cerrados </w:t>
+      </w:r>
+      <w:r>
+        <w:rPr>
+          <w:rFonts w:ascii="Calibri" w:hAnsi="Calibri"/>
+          <w:b/>
+          <w:color w:val="2B2B2B"/>
+          <w:sz w:val="22"/>
+        </w:rPr>
+        <w:t>2</w:t>
+      </w:r>
+      <w:r>
+        <w:rPr>
+          <w:rFonts w:ascii="Calibri" w:hAnsi="Calibri"/>
+          <w:b w:val="0"/>
+          <w:color w:val="2B2B2B"/>
+          <w:sz w:val="22"/>
+        </w:rPr>
+        <w:t xml:space="preserve">; si no, </w:t>
+      </w:r>
+      <w:r>
+        <w:rPr>
+          <w:rFonts w:ascii="Calibri" w:hAnsi="Calibri"/>
+          <w:b/>
+          <w:color w:val="2B2B2B"/>
+          <w:sz w:val="22"/>
+        </w:rPr>
+        <w:t>1</w:t>
+      </w:r>
+    </w:p>
+    <w:p>
+      <w:r>
+        <w:rPr>
+          <w:rFonts w:ascii="Calibri" w:hAnsi="Calibri"/>
+          <w:b/>
+          <w:color w:val="2B2B2B"/>
+          <w:sz w:val="22"/>
+        </w:rPr>
+        <w:t>4. Resultados y conclusiones</w:t>
+      </w:r>
+      <w:r>
+        <w:rPr>
+          <w:rFonts w:ascii="Calibri" w:hAnsi="Calibri"/>
+          <w:b w:val="0"/>
+          <w:color w:val="2B2B2B"/>
+          <w:sz w:val="22"/>
+        </w:rPr>
+        <w:t xml:space="preserve"> — rodear:   1   ·   2   ·   3   ·   4   ·   5   →   con orden y objetivos cerrados </w:t>
+      </w:r>
+      <w:r>
+        <w:rPr>
+          <w:rFonts w:ascii="Calibri" w:hAnsi="Calibri"/>
+          <w:b/>
+          <w:color w:val="2B2B2B"/>
+          <w:sz w:val="22"/>
+        </w:rPr>
+        <w:t>2</w:t>
+      </w:r>
+      <w:r>
+        <w:rPr>
+          <w:rFonts w:ascii="Calibri" w:hAnsi="Calibri"/>
+          <w:b w:val="0"/>
+          <w:color w:val="2B2B2B"/>
+          <w:sz w:val="22"/>
+        </w:rPr>
+        <w:t xml:space="preserve">; si no, </w:t>
+      </w:r>
+      <w:r>
+        <w:rPr>
+          <w:rFonts w:ascii="Calibri" w:hAnsi="Calibri"/>
+          <w:b/>
+          <w:color w:val="2B2B2B"/>
+          <w:sz w:val="22"/>
+        </w:rPr>
+        <w:t>1</w:t>
+      </w:r>
+    </w:p>
+    <w:p>
+      <w:r>
+        <w:rPr>
+          <w:rFonts w:ascii="Calibri" w:hAnsi="Calibri"/>
+          <w:b/>
+          <w:color w:val="2B2B2B"/>
+          <w:sz w:val="22"/>
+        </w:rPr>
+        <w:t>5. Pertinencia disciplinar</w:t>
+      </w:r>
+      <w:r>
+        <w:rPr>
+          <w:rFonts w:ascii="Calibri" w:hAnsi="Calibri"/>
+          <w:b w:val="0"/>
+          <w:color w:val="2B2B2B"/>
+          <w:sz w:val="22"/>
+        </w:rPr>
+        <w:t xml:space="preserve"> — rodear:   1   ·   2   ·   3   ·   4   ·   5   →   con orden y objetivos cerrados </w:t>
+      </w:r>
+      <w:r>
+        <w:rPr>
+          <w:rFonts w:ascii="Calibri" w:hAnsi="Calibri"/>
+          <w:b/>
+          <w:color w:val="2B2B2B"/>
+          <w:sz w:val="22"/>
+        </w:rPr>
+        <w:t>3</w:t>
+      </w:r>
+      <w:r>
+        <w:rPr>
+          <w:rFonts w:ascii="Calibri" w:hAnsi="Calibri"/>
+          <w:b w:val="0"/>
+          <w:color w:val="2B2B2B"/>
+          <w:sz w:val="22"/>
+        </w:rPr>
+        <w:t xml:space="preserve">; si no, </w:t>
+      </w:r>
+      <w:r>
+        <w:rPr>
+          <w:rFonts w:ascii="Calibri" w:hAnsi="Calibri"/>
+          <w:b/>
+          <w:color w:val="2B2B2B"/>
+          <w:sz w:val="22"/>
+        </w:rPr>
+        <w:t>2</w:t>
+      </w:r>
+    </w:p>
+    <w:p>
+      <w:r>
+        <w:rPr>
+          <w:rFonts w:ascii="Calibri" w:hAnsi="Calibri"/>
+          <w:b/>
+          <w:color w:val="2B2B2B"/>
+          <w:sz w:val="22"/>
+        </w:rPr>
+        <w:t>Suma:  ______ / 25</w:t>
+      </w:r>
+      <w:r>
+        <w:rPr>
+          <w:rFonts w:ascii="Calibri" w:hAnsi="Calibri"/>
+          <w:b w:val="0"/>
+          <w:color w:val="2B2B2B"/>
+          <w:sz w:val="22"/>
+        </w:rPr>
+        <w:t xml:space="preserve">   ·   escenarios de referencia: </w:t>
+      </w:r>
+      <w:r>
+        <w:rPr>
+          <w:rFonts w:ascii="Calibri" w:hAnsi="Calibri"/>
+          <w:b/>
+          <w:color w:val="2B2B2B"/>
+          <w:sz w:val="22"/>
+        </w:rPr>
+        <w:t>12 / 25</w:t>
+      </w:r>
+      <w:r>
+        <w:rPr>
+          <w:rFonts w:ascii="Calibri" w:hAnsi="Calibri"/>
+          <w:b w:val="0"/>
+          <w:color w:val="2B2B2B"/>
+          <w:sz w:val="22"/>
+        </w:rPr>
+        <w:t xml:space="preserve"> si expone con orden y cierra sus objetivos, </w:t>
+      </w:r>
+      <w:r>
+        <w:rPr>
+          <w:rFonts w:ascii="Calibri" w:hAnsi="Calibri"/>
+          <w:b/>
+          <w:color w:val="2B2B2B"/>
+          <w:sz w:val="22"/>
+        </w:rPr>
+        <w:t>7 / 25</w:t>
+      </w:r>
+      <w:r>
+        <w:rPr>
+          <w:rFonts w:ascii="Calibri" w:hAnsi="Calibri"/>
+          <w:b w:val="0"/>
+          <w:color w:val="2B2B2B"/>
+          <w:sz w:val="22"/>
+        </w:rPr>
+        <w:t xml:space="preserve"> si no los cierra.</w:t>
+      </w:r>
+    </w:p>
+    <w:p>
+      <w:r>
+        <w:rPr>
+          <w:rFonts w:ascii="Calibri" w:hAnsi="Calibri"/>
+          <w:b/>
+          <w:color w:val="2B2B2B"/>
+          <w:sz w:val="22"/>
+        </w:rPr>
+        <w:t>Constancia obligatoria en el formulario y en el acta, copiar tal cual:</w:t>
+      </w:r>
+      <w:r>
+        <w:rPr>
+          <w:rFonts w:ascii="Calibri" w:hAnsi="Calibri"/>
+          <w:b w:val="0"/>
+          <w:color w:val="2B2B2B"/>
+          <w:sz w:val="22"/>
+        </w:rPr>
+        <w:t xml:space="preserve"> «respondido únicamente sobre la exposición oral; el grupo no entregó trabajo de grado ni presentación a la carpeta de jurados (verificado el 15/08/2026)». Sin esa frase, un 2 se lee como juicio sobre el trabajo, y el hallazgo es que no hay trabajo que leer.</w:t>
       </w:r>
     </w:p>
     <w:sectPr>
